--- a/tillsyn/A 51522-2025 tillsynsbegäran.docx
+++ b/tillsyn/A 51522-2025 tillsynsbegäran.docx
@@ -35,7 +35,7 @@
     </w:p>
     <w:p>
       <w:r>
-        <w:t>I avverkningsanmälan har följande 1 naturvårdsarter hittats: rosenticka (NT). Av dessa är 1 rödlistade. För rödlistade arter har rödlistekategorin angivits inom parentes.</w:t>
+        <w:t>I avverkningsanmälan har följande 2 naturvårdsarter hittats: puderspindling (NT) och rosenticka (NT). Av dessa är 2 rödlistade. För rödlistade arter har rödlistekategorin angivits inom parentes.</w:t>
       </w:r>
     </w:p>
     <w:p>
@@ -539,7 +539,7 @@
     <w:r>
       <w:tab/>
       <w:tab/>
-      <w:t>2025-10-27</w:t>
+      <w:t>2025-10-28</w:t>
       <w:br/>
       <w:br/>
     </w:r>

--- a/tillsyn/A 51522-2025 tillsynsbegäran.docx
+++ b/tillsyn/A 51522-2025 tillsynsbegäran.docx
@@ -539,7 +539,7 @@
     <w:r>
       <w:tab/>
       <w:tab/>
-      <w:t>2025-10-28</w:t>
+      <w:t>2025-10-29</w:t>
       <w:br/>
       <w:br/>
     </w:r>

--- a/tillsyn/A 51522-2025 tillsynsbegäran.docx
+++ b/tillsyn/A 51522-2025 tillsynsbegäran.docx
@@ -539,7 +539,7 @@
     <w:r>
       <w:tab/>
       <w:tab/>
-      <w:t>2025-10-29</w:t>
+      <w:t>2025-10-30</w:t>
       <w:br/>
       <w:br/>
     </w:r>

--- a/tillsyn/A 51522-2025 tillsynsbegäran.docx
+++ b/tillsyn/A 51522-2025 tillsynsbegäran.docx
@@ -539,7 +539,7 @@
     <w:r>
       <w:tab/>
       <w:tab/>
-      <w:t>2025-10-30</w:t>
+      <w:t>2025-10-31</w:t>
       <w:br/>
       <w:br/>
     </w:r>

--- a/tillsyn/A 51522-2025 tillsynsbegäran.docx
+++ b/tillsyn/A 51522-2025 tillsynsbegäran.docx
@@ -539,7 +539,7 @@
     <w:r>
       <w:tab/>
       <w:tab/>
-      <w:t>2025-10-31</w:t>
+      <w:t>2025-11-01</w:t>
       <w:br/>
       <w:br/>
     </w:r>

--- a/tillsyn/A 51522-2025 tillsynsbegäran.docx
+++ b/tillsyn/A 51522-2025 tillsynsbegäran.docx
@@ -539,7 +539,7 @@
     <w:r>
       <w:tab/>
       <w:tab/>
-      <w:t>2025-11-01</w:t>
+      <w:t>2025-11-02</w:t>
       <w:br/>
       <w:br/>
     </w:r>

--- a/tillsyn/A 51522-2025 tillsynsbegäran.docx
+++ b/tillsyn/A 51522-2025 tillsynsbegäran.docx
@@ -539,7 +539,7 @@
     <w:r>
       <w:tab/>
       <w:tab/>
-      <w:t>2025-11-02</w:t>
+      <w:t>2025-11-03</w:t>
       <w:br/>
       <w:br/>
     </w:r>

--- a/tillsyn/A 51522-2025 tillsynsbegäran.docx
+++ b/tillsyn/A 51522-2025 tillsynsbegäran.docx
@@ -539,7 +539,7 @@
     <w:r>
       <w:tab/>
       <w:tab/>
-      <w:t>2025-11-03</w:t>
+      <w:t>2025-11-04</w:t>
       <w:br/>
       <w:br/>
     </w:r>

--- a/tillsyn/A 51522-2025 tillsynsbegäran.docx
+++ b/tillsyn/A 51522-2025 tillsynsbegäran.docx
@@ -539,7 +539,7 @@
     <w:r>
       <w:tab/>
       <w:tab/>
-      <w:t>2025-11-04</w:t>
+      <w:t>2025-11-05</w:t>
       <w:br/>
       <w:br/>
     </w:r>

--- a/tillsyn/A 51522-2025 tillsynsbegäran.docx
+++ b/tillsyn/A 51522-2025 tillsynsbegäran.docx
@@ -539,7 +539,7 @@
     <w:r>
       <w:tab/>
       <w:tab/>
-      <w:t>2025-11-05</w:t>
+      <w:t>2025-11-06</w:t>
       <w:br/>
       <w:br/>
     </w:r>

--- a/tillsyn/A 51522-2025 tillsynsbegäran.docx
+++ b/tillsyn/A 51522-2025 tillsynsbegäran.docx
@@ -539,7 +539,7 @@
     <w:r>
       <w:tab/>
       <w:tab/>
-      <w:t>2025-11-06</w:t>
+      <w:t>2025-11-07</w:t>
       <w:br/>
       <w:br/>
     </w:r>

--- a/tillsyn/A 51522-2025 tillsynsbegäran.docx
+++ b/tillsyn/A 51522-2025 tillsynsbegäran.docx
@@ -539,7 +539,7 @@
     <w:r>
       <w:tab/>
       <w:tab/>
-      <w:t>2025-11-07</w:t>
+      <w:t>2025-11-08</w:t>
       <w:br/>
       <w:br/>
     </w:r>

--- a/tillsyn/A 51522-2025 tillsynsbegäran.docx
+++ b/tillsyn/A 51522-2025 tillsynsbegäran.docx
@@ -539,7 +539,7 @@
     <w:r>
       <w:tab/>
       <w:tab/>
-      <w:t>2025-11-08</w:t>
+      <w:t>2025-11-09</w:t>
       <w:br/>
       <w:br/>
     </w:r>

--- a/tillsyn/A 51522-2025 tillsynsbegäran.docx
+++ b/tillsyn/A 51522-2025 tillsynsbegäran.docx
@@ -539,7 +539,7 @@
     <w:r>
       <w:tab/>
       <w:tab/>
-      <w:t>2025-11-09</w:t>
+      <w:t>2025-11-10</w:t>
       <w:br/>
       <w:br/>
     </w:r>

--- a/tillsyn/A 51522-2025 tillsynsbegäran.docx
+++ b/tillsyn/A 51522-2025 tillsynsbegäran.docx
@@ -539,7 +539,7 @@
     <w:r>
       <w:tab/>
       <w:tab/>
-      <w:t>2025-11-10</w:t>
+      <w:t>2025-11-11</w:t>
       <w:br/>
       <w:br/>
     </w:r>

--- a/tillsyn/A 51522-2025 tillsynsbegäran.docx
+++ b/tillsyn/A 51522-2025 tillsynsbegäran.docx
@@ -539,7 +539,7 @@
     <w:r>
       <w:tab/>
       <w:tab/>
-      <w:t>2025-11-11</w:t>
+      <w:t>2025-11-12</w:t>
       <w:br/>
       <w:br/>
     </w:r>

--- a/tillsyn/A 51522-2025 tillsynsbegäran.docx
+++ b/tillsyn/A 51522-2025 tillsynsbegäran.docx
@@ -539,7 +539,7 @@
     <w:r>
       <w:tab/>
       <w:tab/>
-      <w:t>2025-11-12</w:t>
+      <w:t>2025-11-13</w:t>
       <w:br/>
       <w:br/>
     </w:r>

--- a/tillsyn/A 51522-2025 tillsynsbegäran.docx
+++ b/tillsyn/A 51522-2025 tillsynsbegäran.docx
@@ -539,7 +539,7 @@
     <w:r>
       <w:tab/>
       <w:tab/>
-      <w:t>2025-11-13</w:t>
+      <w:t>2025-11-14</w:t>
       <w:br/>
       <w:br/>
     </w:r>

--- a/tillsyn/A 51522-2025 tillsynsbegäran.docx
+++ b/tillsyn/A 51522-2025 tillsynsbegäran.docx
@@ -539,7 +539,7 @@
     <w:r>
       <w:tab/>
       <w:tab/>
-      <w:t>2025-11-14</w:t>
+      <w:t>2025-11-15</w:t>
       <w:br/>
       <w:br/>
     </w:r>

--- a/tillsyn/A 51522-2025 tillsynsbegäran.docx
+++ b/tillsyn/A 51522-2025 tillsynsbegäran.docx
@@ -539,7 +539,7 @@
     <w:r>
       <w:tab/>
       <w:tab/>
-      <w:t>2025-11-15</w:t>
+      <w:t>2025-11-20</w:t>
       <w:br/>
       <w:br/>
     </w:r>

--- a/tillsyn/A 51522-2025 tillsynsbegäran.docx
+++ b/tillsyn/A 51522-2025 tillsynsbegäran.docx
@@ -539,7 +539,7 @@
     <w:r>
       <w:tab/>
       <w:tab/>
-      <w:t>2025-11-20</w:t>
+      <w:t>2025-11-21</w:t>
       <w:br/>
       <w:br/>
     </w:r>

--- a/tillsyn/A 51522-2025 tillsynsbegäran.docx
+++ b/tillsyn/A 51522-2025 tillsynsbegäran.docx
@@ -539,7 +539,7 @@
     <w:r>
       <w:tab/>
       <w:tab/>
-      <w:t>2025-11-21</w:t>
+      <w:t>2025-11-22</w:t>
       <w:br/>
       <w:br/>
     </w:r>

--- a/tillsyn/A 51522-2025 tillsynsbegäran.docx
+++ b/tillsyn/A 51522-2025 tillsynsbegäran.docx
@@ -539,7 +539,7 @@
     <w:r>
       <w:tab/>
       <w:tab/>
-      <w:t>2025-11-22</w:t>
+      <w:t>2025-11-23</w:t>
       <w:br/>
       <w:br/>
     </w:r>

--- a/tillsyn/A 51522-2025 tillsynsbegäran.docx
+++ b/tillsyn/A 51522-2025 tillsynsbegäran.docx
@@ -539,7 +539,7 @@
     <w:r>
       <w:tab/>
       <w:tab/>
-      <w:t>2025-11-23</w:t>
+      <w:t>2025-11-24</w:t>
       <w:br/>
       <w:br/>
     </w:r>

--- a/tillsyn/A 51522-2025 tillsynsbegäran.docx
+++ b/tillsyn/A 51522-2025 tillsynsbegäran.docx
@@ -539,7 +539,7 @@
     <w:r>
       <w:tab/>
       <w:tab/>
-      <w:t>2025-11-24</w:t>
+      <w:t>2025-11-25</w:t>
       <w:br/>
       <w:br/>
     </w:r>

--- a/tillsyn/A 51522-2025 tillsynsbegäran.docx
+++ b/tillsyn/A 51522-2025 tillsynsbegäran.docx
@@ -539,7 +539,7 @@
     <w:r>
       <w:tab/>
       <w:tab/>
-      <w:t>2025-11-25</w:t>
+      <w:t>2025-11-26</w:t>
       <w:br/>
       <w:br/>
     </w:r>

--- a/tillsyn/A 51522-2025 tillsynsbegäran.docx
+++ b/tillsyn/A 51522-2025 tillsynsbegäran.docx
@@ -539,7 +539,7 @@
     <w:r>
       <w:tab/>
       <w:tab/>
-      <w:t>2025-11-26</w:t>
+      <w:t>2025-11-27</w:t>
       <w:br/>
       <w:br/>
     </w:r>

--- a/tillsyn/A 51522-2025 tillsynsbegäran.docx
+++ b/tillsyn/A 51522-2025 tillsynsbegäran.docx
@@ -539,7 +539,7 @@
     <w:r>
       <w:tab/>
       <w:tab/>
-      <w:t>2025-11-27</w:t>
+      <w:t>2025-11-28</w:t>
       <w:br/>
       <w:br/>
     </w:r>

--- a/tillsyn/A 51522-2025 tillsynsbegäran.docx
+++ b/tillsyn/A 51522-2025 tillsynsbegäran.docx
@@ -539,7 +539,7 @@
     <w:r>
       <w:tab/>
       <w:tab/>
-      <w:t>2025-11-28</w:t>
+      <w:t>2025-11-29</w:t>
       <w:br/>
       <w:br/>
     </w:r>

--- a/tillsyn/A 51522-2025 tillsynsbegäran.docx
+++ b/tillsyn/A 51522-2025 tillsynsbegäran.docx
@@ -539,7 +539,7 @@
     <w:r>
       <w:tab/>
       <w:tab/>
-      <w:t>2025-11-29</w:t>
+      <w:t>2025-11-30</w:t>
       <w:br/>
       <w:br/>
     </w:r>

--- a/tillsyn/A 51522-2025 tillsynsbegäran.docx
+++ b/tillsyn/A 51522-2025 tillsynsbegäran.docx
@@ -35,7 +35,7 @@
     </w:p>
     <w:p>
       <w:r>
-        <w:t>I avverkningsanmälan har följande 2 naturvårdsarter hittats: puderspindling (NT) och rosenticka (NT). Av dessa är 2 rödlistade. För rödlistade arter har rödlistekategorin angivits inom parentes.</w:t>
+        <w:t>I avverkningsanmälan har följande 6 naturvårdsarter hittats: knärot (VU, §8), puderspindling (NT), rosenticka (NT), spillkråka (NT, §4), bronshjon (S) och kungsfågel (§4). Av dessa är 4 rödlistade. För rödlistade arter har rödlistekategorin angivits inom parentes. Arter som är signalarter enligt Skogsstyrelsen har markerats med (S). För fridlysta arter anges även paragrafen i Artskyddsförordningen som arten är fridlyst enligt.</w:t>
       </w:r>
     </w:p>
     <w:p>
@@ -111,7 +111,21 @@
     </w:p>
     <w:p>
       <w:r>
-        <w:t>Följande fridlysta arter har sina livsmiljöer och växtplatser i den avverkningsanmälda skogen: .</w:t>
+        <w:t>Följande fridlysta arter har sina livsmiljöer och växtplatser i den avverkningsanmälda skogen: knärot (VU, §8), spillkråka (NT, §4) och kungsfågel (§4).</w:t>
+      </w:r>
+    </w:p>
+    <w:p>
+      <w:r>
+        <w:t xml:space="preserve">Observera att medlemsländerna är skyldiga att agera i enlighet med EU:s fågeldirektiv där det uttryckligen står att direktivet gäller för fåglar samt för deras ägg, bon och </w:t>
+      </w:r>
+      <w:r>
+        <w:rPr>
+          <w:b/>
+        </w:rPr>
+        <w:t xml:space="preserve">livsmiljöer </w:t>
+      </w:r>
+      <w:r>
+        <w:t>(artikel 1). Vidare att de åtgärder som vidtas inte får leda till en försämring av den nuvarande situationen beträffande bevarandet av de fågelarter som avses i artikel 1 (artikel 13). Fågeldirektivet är styrande för tillsynsansvariga myndigheters ärendehantering, ställningstaganden och beslutsfattande.</w:t>
       </w:r>
     </w:p>
     <w:p>
@@ -145,7 +159,7 @@
     </w:p>
     <w:p>
       <w:r>
-        <w:t>I det avverkningsanmälda området finns 0 fyndplatser för knärot registrerade på Artportalen. Figur 2 visar gränserna för buffertzoner på 50 m, som behöver lämnas kring fyndplatserna för att knärotslokalerna inte ska försvinna vid en avverkning. Av det avverkningsanmälda området överlappar 0.25 ha med buffertzonerna och får av detta skäl inte avverkas.</w:t>
+        <w:t>I det avverkningsanmälda området finns 1 fyndplatser för knärot registrerade på Artportalen. Figur 2 visar gränserna för buffertzoner på 50 m, som behöver lämnas kring fyndplatserna för att knärotslokalerna inte ska försvinna vid en avverkning. Av det avverkningsanmälda området överlappar 0.78 ha med buffertzonerna och får av detta skäl inte avverkas.</w:t>
       </w:r>
     </w:p>
     <w:p>
@@ -199,6 +213,17 @@
       <w:pPr>
         <w:pStyle w:val="Caption"/>
       </w:pPr>
+    </w:p>
+    <w:p>
+      <w:r>
+        <w:rPr>
+          <w:b/>
+        </w:rPr>
+        <w:t>Spillkråka (NT, §4)</w:t>
+      </w:r>
+      <w:r>
+        <w:t xml:space="preserve"> är rödlistad som nära hotad och ingår i bilaga 1 i EU:s fågeldirektiv. Den minskar i population på grund av minskad tillgång på lämpliga bo- och födoträd och minskad födotillgång. Spillkråkans minskningstakt har uppgått till 19 (24–10) % under de senaste 15 åren. Minskningstakten för den svenska populationen bedöms vara nära gränsvärdet för Sårbar (VU) (A2bc). Skogsbruk med korta omloppstider och täta, homogena ungskogar utgör det största hotet, (SLU Artdatabanken, 2023).</w:t>
+      </w:r>
     </w:p>
     <w:p>
       <w:r>
@@ -411,6 +436,46 @@
         <w:t>SLU Artdatabanken, Uppsala</w:t>
       </w:r>
     </w:p>
+    <w:p>
+      <w:pPr>
+        <w:pStyle w:val="Heading1"/>
+      </w:pPr>
+      <w:r>
+        <w:t>Spillkråka – ekologi samt krav på livsmiljön</w:t>
+      </w:r>
+    </w:p>
+    <w:p>
+      <w:r>
+        <w:t>Spillkråka (NT) är rödlistad som nära hotad, fridlyst enligt §4 Artskyddsförordningen och ingår i bilaga 1 i EU:s fågeldirektiv. Spillkråka lever i både barr- och blandskog liksom i ren lövskog. De tätaste populationerna tenderar att finnas i äldre, variationsrik blandskog med gott om död ved och gamla träd.</w:t>
+      </w:r>
+    </w:p>
+    <w:p>
+      <w:r>
+        <w:t>Varje par utnyttjar 400–1000 hektar skog beroende på skogens kvalitet. En minskning av populationen pågår på grund av minskad tillgång på lämpliga bo- och födoträd och minskad födotillgång. Spillkråkans minskningstakt har uppgått till 19 (24–10) % under de senaste 15 åren. Minskningstakten för den svenska populationen bedöms vara nära gränsvärdet för Sårbar (VU) (A2bc). Skogsbruk med korta omloppstider och täta, homogena ungskogar utgör det största hotet (Artdatabanken 2023).</w:t>
+      </w:r>
+    </w:p>
+    <w:p>
+      <w:pPr>
+        <w:pStyle w:val="Heading2"/>
+      </w:pPr>
+      <w:r>
+        <w:t>Referenser – spillkråka</w:t>
+      </w:r>
+    </w:p>
+    <w:p>
+      <w:r>
+        <w:t xml:space="preserve">SLU Artdatabanken, 2021. </w:t>
+      </w:r>
+      <w:r>
+        <w:rPr>
+          <w:i/>
+        </w:rPr>
+        <w:t xml:space="preserve">Artfaktablad. Naturvård – artfakta. </w:t>
+      </w:r>
+      <w:r>
+        <w:t>SLU Artdatabanken, Uppsala</w:t>
+      </w:r>
+    </w:p>
     <w:sectPr>
       <w:headerReference w:type="even" r:id="rId8"/>
       <w:headerReference w:type="default" r:id="rId9"/>
@@ -539,7 +604,7 @@
     <w:r>
       <w:tab/>
       <w:tab/>
-      <w:t>2025-11-30</w:t>
+      <w:t>2025-12-01</w:t>
       <w:br/>
       <w:br/>
     </w:r>

--- a/tillsyn/A 51522-2025 tillsynsbegäran.docx
+++ b/tillsyn/A 51522-2025 tillsynsbegäran.docx
@@ -604,7 +604,7 @@
     <w:r>
       <w:tab/>
       <w:tab/>
-      <w:t>2025-12-01</w:t>
+      <w:t>2025-12-02</w:t>
       <w:br/>
       <w:br/>
     </w:r>

--- a/tillsyn/A 51522-2025 tillsynsbegäran.docx
+++ b/tillsyn/A 51522-2025 tillsynsbegäran.docx
@@ -604,7 +604,7 @@
     <w:r>
       <w:tab/>
       <w:tab/>
-      <w:t>2025-12-02</w:t>
+      <w:t>2025-12-03</w:t>
       <w:br/>
       <w:br/>
     </w:r>

--- a/tillsyn/A 51522-2025 tillsynsbegäran.docx
+++ b/tillsyn/A 51522-2025 tillsynsbegäran.docx
@@ -604,7 +604,7 @@
     <w:r>
       <w:tab/>
       <w:tab/>
-      <w:t>2025-12-03</w:t>
+      <w:t>2025-12-04</w:t>
       <w:br/>
       <w:br/>
     </w:r>

--- a/tillsyn/A 51522-2025 tillsynsbegäran.docx
+++ b/tillsyn/A 51522-2025 tillsynsbegäran.docx
@@ -604,7 +604,7 @@
     <w:r>
       <w:tab/>
       <w:tab/>
-      <w:t>2025-12-04</w:t>
+      <w:t>2025-12-05</w:t>
       <w:br/>
       <w:br/>
     </w:r>

--- a/tillsyn/A 51522-2025 tillsynsbegäran.docx
+++ b/tillsyn/A 51522-2025 tillsynsbegäran.docx
@@ -604,7 +604,7 @@
     <w:r>
       <w:tab/>
       <w:tab/>
-      <w:t>2025-12-05</w:t>
+      <w:t>2025-12-06</w:t>
       <w:br/>
       <w:br/>
     </w:r>

--- a/tillsyn/A 51522-2025 tillsynsbegäran.docx
+++ b/tillsyn/A 51522-2025 tillsynsbegäran.docx
@@ -604,7 +604,7 @@
     <w:r>
       <w:tab/>
       <w:tab/>
-      <w:t>2025-12-06</w:t>
+      <w:t>2025-12-07</w:t>
       <w:br/>
       <w:br/>
     </w:r>

--- a/tillsyn/A 51522-2025 tillsynsbegäran.docx
+++ b/tillsyn/A 51522-2025 tillsynsbegäran.docx
@@ -604,7 +604,7 @@
     <w:r>
       <w:tab/>
       <w:tab/>
-      <w:t>2025-12-07</w:t>
+      <w:t>2025-12-08</w:t>
       <w:br/>
       <w:br/>
     </w:r>

--- a/tillsyn/A 51522-2025 tillsynsbegäran.docx
+++ b/tillsyn/A 51522-2025 tillsynsbegäran.docx
@@ -604,7 +604,7 @@
     <w:r>
       <w:tab/>
       <w:tab/>
-      <w:t>2025-12-08</w:t>
+      <w:t>2025-12-09</w:t>
       <w:br/>
       <w:br/>
     </w:r>

--- a/tillsyn/A 51522-2025 tillsynsbegäran.docx
+++ b/tillsyn/A 51522-2025 tillsynsbegäran.docx
@@ -604,7 +604,7 @@
     <w:r>
       <w:tab/>
       <w:tab/>
-      <w:t>2025-12-09</w:t>
+      <w:t>2025-12-10</w:t>
       <w:br/>
       <w:br/>
     </w:r>

--- a/tillsyn/A 51522-2025 tillsynsbegäran.docx
+++ b/tillsyn/A 51522-2025 tillsynsbegäran.docx
@@ -604,7 +604,7 @@
     <w:r>
       <w:tab/>
       <w:tab/>
-      <w:t>2025-12-10</w:t>
+      <w:t>2025-12-11</w:t>
       <w:br/>
       <w:br/>
     </w:r>

--- a/tillsyn/A 51522-2025 tillsynsbegäran.docx
+++ b/tillsyn/A 51522-2025 tillsynsbegäran.docx
@@ -604,7 +604,7 @@
     <w:r>
       <w:tab/>
       <w:tab/>
-      <w:t>2025-12-11</w:t>
+      <w:t>2025-12-12</w:t>
       <w:br/>
       <w:br/>
     </w:r>

--- a/tillsyn/A 51522-2025 tillsynsbegäran.docx
+++ b/tillsyn/A 51522-2025 tillsynsbegäran.docx
@@ -604,7 +604,7 @@
     <w:r>
       <w:tab/>
       <w:tab/>
-      <w:t>2025-12-12</w:t>
+      <w:t>2025-12-13</w:t>
       <w:br/>
       <w:br/>
     </w:r>

--- a/tillsyn/A 51522-2025 tillsynsbegäran.docx
+++ b/tillsyn/A 51522-2025 tillsynsbegäran.docx
@@ -604,7 +604,7 @@
     <w:r>
       <w:tab/>
       <w:tab/>
-      <w:t>2025-12-19</w:t>
+      <w:t>2025-12-20</w:t>
       <w:br/>
       <w:br/>
     </w:r>

--- a/tillsyn/A 51522-2025 tillsynsbegäran.docx
+++ b/tillsyn/A 51522-2025 tillsynsbegäran.docx
@@ -604,7 +604,7 @@
     <w:r>
       <w:tab/>
       <w:tab/>
-      <w:t>2025-12-20</w:t>
+      <w:t>2025-12-21</w:t>
       <w:br/>
       <w:br/>
     </w:r>

--- a/tillsyn/A 51522-2025 tillsynsbegäran.docx
+++ b/tillsyn/A 51522-2025 tillsynsbegäran.docx
@@ -604,7 +604,7 @@
     <w:r>
       <w:tab/>
       <w:tab/>
-      <w:t>2025-12-21</w:t>
+      <w:t>2025-12-22</w:t>
       <w:br/>
       <w:br/>
     </w:r>

--- a/tillsyn/A 51522-2025 tillsynsbegäran.docx
+++ b/tillsyn/A 51522-2025 tillsynsbegäran.docx
@@ -604,7 +604,7 @@
     <w:r>
       <w:tab/>
       <w:tab/>
-      <w:t>2025-12-22</w:t>
+      <w:t>2025-12-26</w:t>
       <w:br/>
       <w:br/>
     </w:r>

--- a/tillsyn/A 51522-2025 tillsynsbegäran.docx
+++ b/tillsyn/A 51522-2025 tillsynsbegäran.docx
@@ -604,7 +604,7 @@
     <w:r>
       <w:tab/>
       <w:tab/>
-      <w:t>2026-01-07</w:t>
+      <w:t>2026-01-08</w:t>
       <w:br/>
       <w:br/>
     </w:r>

--- a/tillsyn/A 51522-2025 tillsynsbegäran.docx
+++ b/tillsyn/A 51522-2025 tillsynsbegäran.docx
@@ -604,7 +604,7 @@
     <w:r>
       <w:tab/>
       <w:tab/>
-      <w:t>2026-01-08</w:t>
+      <w:t>2026-01-09</w:t>
       <w:br/>
       <w:br/>
     </w:r>

--- a/tillsyn/A 51522-2025 tillsynsbegäran.docx
+++ b/tillsyn/A 51522-2025 tillsynsbegäran.docx
@@ -604,7 +604,7 @@
     <w:r>
       <w:tab/>
       <w:tab/>
-      <w:t>2026-01-09</w:t>
+      <w:t>2026-01-10</w:t>
       <w:br/>
       <w:br/>
     </w:r>

--- a/tillsyn/A 51522-2025 tillsynsbegäran.docx
+++ b/tillsyn/A 51522-2025 tillsynsbegäran.docx
@@ -604,7 +604,7 @@
     <w:r>
       <w:tab/>
       <w:tab/>
-      <w:t>2026-01-10</w:t>
+      <w:t>2026-01-11</w:t>
       <w:br/>
       <w:br/>
     </w:r>

--- a/tillsyn/A 51522-2025 tillsynsbegäran.docx
+++ b/tillsyn/A 51522-2025 tillsynsbegäran.docx
@@ -604,7 +604,7 @@
     <w:r>
       <w:tab/>
       <w:tab/>
-      <w:t>2026-01-11</w:t>
+      <w:t>2026-01-12</w:t>
       <w:br/>
       <w:br/>
     </w:r>

--- a/tillsyn/A 51522-2025 tillsynsbegäran.docx
+++ b/tillsyn/A 51522-2025 tillsynsbegäran.docx
@@ -604,7 +604,7 @@
     <w:r>
       <w:tab/>
       <w:tab/>
-      <w:t>2026-01-12</w:t>
+      <w:t>2026-01-13</w:t>
       <w:br/>
       <w:br/>
     </w:r>

--- a/tillsyn/A 51522-2025 tillsynsbegäran.docx
+++ b/tillsyn/A 51522-2025 tillsynsbegäran.docx
@@ -604,7 +604,7 @@
     <w:r>
       <w:tab/>
       <w:tab/>
-      <w:t>2026-01-13</w:t>
+      <w:t>2026-01-14</w:t>
       <w:br/>
       <w:br/>
     </w:r>

--- a/tillsyn/A 51522-2025 tillsynsbegäran.docx
+++ b/tillsyn/A 51522-2025 tillsynsbegäran.docx
@@ -604,7 +604,7 @@
     <w:r>
       <w:tab/>
       <w:tab/>
-      <w:t>2026-01-14</w:t>
+      <w:t>2026-01-15</w:t>
       <w:br/>
       <w:br/>
     </w:r>

--- a/tillsyn/A 51522-2025 tillsynsbegäran.docx
+++ b/tillsyn/A 51522-2025 tillsynsbegäran.docx
@@ -604,7 +604,7 @@
     <w:r>
       <w:tab/>
       <w:tab/>
-      <w:t>2026-01-15</w:t>
+      <w:t>2026-01-16</w:t>
       <w:br/>
       <w:br/>
     </w:r>

--- a/tillsyn/A 51522-2025 tillsynsbegäran.docx
+++ b/tillsyn/A 51522-2025 tillsynsbegäran.docx
@@ -604,7 +604,7 @@
     <w:r>
       <w:tab/>
       <w:tab/>
-      <w:t>2026-01-16</w:t>
+      <w:t>2026-01-17</w:t>
       <w:br/>
       <w:br/>
     </w:r>

--- a/tillsyn/A 51522-2025 tillsynsbegäran.docx
+++ b/tillsyn/A 51522-2025 tillsynsbegäran.docx
@@ -604,7 +604,7 @@
     <w:r>
       <w:tab/>
       <w:tab/>
-      <w:t>2026-01-17</w:t>
+      <w:t>2026-01-18</w:t>
       <w:br/>
       <w:br/>
     </w:r>

--- a/tillsyn/A 51522-2025 tillsynsbegäran.docx
+++ b/tillsyn/A 51522-2025 tillsynsbegäran.docx
@@ -604,7 +604,7 @@
     <w:r>
       <w:tab/>
       <w:tab/>
-      <w:t>2026-01-18</w:t>
+      <w:t>2026-01-19</w:t>
       <w:br/>
       <w:br/>
     </w:r>

--- a/tillsyn/A 51522-2025 tillsynsbegäran.docx
+++ b/tillsyn/A 51522-2025 tillsynsbegäran.docx
@@ -604,7 +604,7 @@
     <w:r>
       <w:tab/>
       <w:tab/>
-      <w:t>2026-01-19</w:t>
+      <w:t>2026-01-20</w:t>
       <w:br/>
       <w:br/>
     </w:r>

--- a/tillsyn/A 51522-2025 tillsynsbegäran.docx
+++ b/tillsyn/A 51522-2025 tillsynsbegäran.docx
@@ -604,7 +604,7 @@
     <w:r>
       <w:tab/>
       <w:tab/>
-      <w:t>2026-01-20</w:t>
+      <w:t>2026-01-21</w:t>
       <w:br/>
       <w:br/>
     </w:r>
